--- a/EXERCICES/LOT A - Composants natifs/A-06/A-06_fiche.docx
+++ b/EXERCICES/LOT A - Composants natifs/A-06/A-06_fiche.docx
@@ -689,7 +689,7 @@
           <w:i w:val="0"/>
           <w:sz w:val="21"/>
         </w:rPr>
-        <w:t>b) 5 — la valeur est arrondie au plus proche. ← réponse</w:t>
+        <w:t>b) 5 — la valeur est toujours arrondie au supérieur.</w:t>
       </w:r>
     </w:p>
     <w:p>
@@ -703,7 +703,7 @@
           <w:i w:val="0"/>
           <w:sz w:val="21"/>
         </w:rPr>
-        <w:t>c) 5 — la valeur est toujours arrondie au supérieur.</w:t>
+        <w:t>c) Le composant se met en erreur.</w:t>
       </w:r>
     </w:p>
     <w:p>
@@ -717,7 +717,7 @@
           <w:i w:val="0"/>
           <w:sz w:val="21"/>
         </w:rPr>
-        <w:t>d) Le composant se met en erreur.</w:t>
+        <w:t>d) 5 — la valeur est arrondie au plus proche. ← réponse</w:t>
       </w:r>
     </w:p>
     <w:p>
@@ -731,7 +731,7 @@
           <w:i w:val="0"/>
           <w:sz w:val="21"/>
         </w:rPr>
-        <w:t>Valeur diagnostique : c'est la question la plus utile du lot, parce que (a) et (c) donnent tous deux la bonne réponse pour 4,6 et se trompent pour 4,4. Un apprenant qui coche (c) « réussit » et garde une règle fausse. Sur un approvisionnement — où il faut au moins autant de pièces — c'est bien un arrondi au supérieur qu'il faut, et il doit être posé explicitement : la conversion implicite ne le fera pas.</w:t>
+        <w:t>Valeur diagnostique : c'est la question la plus utile du lot, parce que (a) et (d) donnent tous deux la bonne réponse pour 4,6 et se trompent pour 4,4. Un apprenant qui coche (d) « réussit » et garde une règle fausse. Sur un approvisionnement — où il faut au moins autant de pièces — c'est bien un arrondi au supérieur qu'il faut, et il doit être posé explicitement : la conversion implicite ne le fera pas.</w:t>
       </w:r>
     </w:p>
     <w:p>

--- a/EXERCICES/LOT A - Composants natifs/A-06/A-06_fiche.docx
+++ b/EXERCICES/LOT A - Composants natifs/A-06/A-06_fiche.docx
@@ -443,7 +443,7 @@
                 <w:b w:val="0"/>
                 <w:sz w:val="19"/>
               </w:rPr>
-              <w:t>v0.3-260826 — Ind. B — 26/08/2026</w:t>
+              <w:t>v0.4-260901 — Ind. B — 26/08/2026</w:t>
             </w:r>
           </w:p>
         </w:tc>
@@ -897,7 +897,7 @@
         <w:color w:val="444A52"/>
         <w:sz w:val="16"/>
       </w:rPr>
-      <w:t>Magpie · A-06 — Conversion implicite Number vers Integer · v0.3-260826 Ind. B</w:t>
+      <w:t>Magpie · A-06 — Conversion implicite Number vers Integer · v0.4-260901 Ind. B</w:t>
     </w:r>
   </w:p>
 </w:ftr>

--- a/EXERCICES/LOT A - Composants natifs/A-06/A-06_fiche.docx
+++ b/EXERCICES/LOT A - Composants natifs/A-06/A-06_fiche.docx
@@ -443,7 +443,7 @@
                 <w:b w:val="0"/>
                 <w:sz w:val="19"/>
               </w:rPr>
-              <w:t>v0.4-260901 — Ind. B — 26/08/2026</w:t>
+              <w:t>v0.5-260902 — Ind. C — 01/09/2026</w:t>
             </w:r>
           </w:p>
         </w:tc>
@@ -897,7 +897,7 @@
         <w:color w:val="444A52"/>
         <w:sz w:val="16"/>
       </w:rPr>
-      <w:t>Magpie · A-06 — Conversion implicite Number vers Integer · v0.4-260901 Ind. B</w:t>
+      <w:t>Magpie · A-06 — Conversion implicite Number vers Integer · v0.5-260902 Ind. C</w:t>
     </w:r>
   </w:p>
 </w:ftr>

--- a/EXERCICES/LOT A - Composants natifs/A-06/A-06_fiche.docx
+++ b/EXERCICES/LOT A - Composants natifs/A-06/A-06_fiche.docx
@@ -86,7 +86,7 @@
                 <w:b w:val="0"/>
                 <w:sz w:val="19"/>
               </w:rPr>
-              <w:t>A2 · Types, conversion et valeurs</w:t>
+              <w:t>A2 · Types et conversion implicite</w:t>
             </w:r>
           </w:p>
         </w:tc>
